--- a/设定/种族/[未来过去的光影]天翼种.docx
+++ b/设定/种族/[未来过去的光影]天翼种.docx
@@ -694,7 +694,7 @@
       </w:r>
       <w:proofErr w:type="gramEnd"/>
       <w:r>
-        <w:t>，以独立种族的姿态面对末日后的世界。大灾变后约三十年，云穹城邦的雏形初步建成。</w:t>
+        <w:t>，以独立种族的姿态面对末日后的世界。大灾变后约十年，云穹城邦的雏形初步建成，此后数十年间陆续扩建完成。</w:t>
       </w:r>
     </w:p>
     <w:p>

--- a/设定/种族/[未来过去的光影]天翼种.docx
+++ b/设定/种族/[未来过去的光影]天翼种.docx
@@ -212,7 +212,7 @@
           <w:b/>
           <w:bCs/>
         </w:rPr>
-        <w:t>永恒花束</w:t>
+        <w:t>永痕花束</w:t>
       </w:r>
       <w:r>
         <w:rPr>
@@ -4420,7 +4420,7 @@
         <w:t>“</w:t>
       </w:r>
       <w:r>
-        <w:t>永恒花束的枝芽，或可作为替代媒介。但永恒花束早已凋零，仅存的枝芽是否还在世间？水元素神界使千时曾是它的摘取者</w:t>
+        <w:t>永痕花束的枝芽，或可作为替代媒介。但永痕花束早已凋零，仅存的枝芽是否还在世间？水元素神界使千时曾是它的摘取者</w:t>
       </w:r>
       <w:r>
         <w:t>……”</w:t>
@@ -4436,7 +4436,7 @@
       </w:r>
       <w:proofErr w:type="gramEnd"/>
       <w:r>
-        <w:t>知识体系中，永恒花束和水元素</w:t>
+        <w:t>知识体系中，永痕花束和水元素</w:t>
       </w:r>
       <w:proofErr w:type="gramStart"/>
       <w:r>
